--- a/docs/基于RAG大模型的湘西土特产智能助农问答系统设计与实现_降AI版v2.docx
+++ b/docs/基于RAG大模型的湘西土特产智能助农问答系统设计与实现_降AI版v2.docx
@@ -73,8 +73,9 @@
       </w:r>
       <w:r>
         <w:rPr>
-          <w:rFonts w:ascii="宋体" w:hAnsi="宋体" w:eastAsia="宋体"/>
-          <w:sz w:val="21"/>
+          <w:rFonts w:ascii="宋体" w:eastAsia="宋体" w:hAnsi="宋体"/>
+          <w:sz w:val="21"/>
+          <w:lang w:eastAsia="zh-CN"/>
         </w:rPr>
         <w:t>随着乡村振兴的不断发展，不少偏远地区的土特产也正在往外销售，湘西地区的特产就是其中的一员。可是对于这些湘西的特产小店来说，人工客服的开销又高，产品资料又较为分散，如果直接贸然使用传统的大模型来做AI客服，又容易产生AI幻觉，使得回答的问题答非所问。为此，本文设计了一套基于检索增强生成（RAG）技术的助农智能问答系统，该系统采用店主上传资料、消费者扫码或点开链接提问的双端模式。店主导入特产的介绍、储存的注意事项以及产品类型后，程序会自动完成文档的解析、文档分块和向量化，并将这些文档存入向量数据库。当有其他消费者发起提问时，系统就会结合消费者语言当中的关键词与向量实现混合检索，从而获取对应的知识，再搭配防幻觉提示词以及引用溯源机制，最后生成回答。该系统为了能正式投入使用，编写了42条测试用例用于开展实验。结果显示，面对知识库以外的问题，系统可以做到100%拒绝回答，所有输出回答都附带了溯源引用的标记，平均的响应时间为1.8秒，同时还做了并发压力测试，100位用户并发压力测试的运行成功率达到了99%。该系统已经完成了开源，能够为湘西土特产电商提供一套轻量化、具有落地条件的技术方案。</w:t>
       </w:r>
@@ -120,10 +121,18 @@
       </w:r>
       <w:r>
         <w:rPr>
-          <w:rFonts w:ascii="宋体" w:hAnsi="宋体" w:eastAsia="宋体"/>
-          <w:sz w:val="21"/>
-        </w:rPr>
-        <w:t>With the development of rural revitalization, more and more local products from remote areas are sold online, and Xiangxi specialties are one of them. But for these small specialty stores in Xiangxi, hiring human customer service staff costs too much, and product information is scattered. If a normal large language model is used as an AI customer service, it may hallucinate and give wrong answers. To solve this problem, this paper builds an intelligent Q&amp;A system for helping farmers, based on retrieval-augmented generation (RAG). The system works in a two-end mode: store owners upload documents, and customers ask questions by scanning a QR code or opening a link. After owners upload product introductions, storage tips and product types, the program automatically parses the documents, splits them into chunks, and turns them into vectors stored in a vector database. When a customer asks a question, the system uses keywords and vectors from the question to do hybrid retrieval, finds the related knowledge, and then uses anti-hallucination prompts and a citation tracing mechanism to generate the final answer. To make the system ready for real use, 42 test cases were written for experiments. The results show that the system refuses 100% of questions outside its knowledge base, all answers carry citation marks, and the average response time is 1.8 seconds. A stress test with 100 users at the same time reached a success rate of 99%. The system is open-sourced. It provides a lightweight and practical technical solution for Xiangxi specialty e-commerce.</w:t>
+          <w:rFonts w:ascii="宋体" w:eastAsia="宋体" w:hAnsi="宋体"/>
+          <w:sz w:val="21"/>
+        </w:rPr>
+        <w:t xml:space="preserve">With the development of rural revitalization, more and more local products from remote areas are sold online, and Xiangxi specialties are one of them. But for these small specialty stores in Xiangxi, hiring human customer service staff costs too much, and product information is scattered. If a normal large language model is used as an AI customer service, it may hallucinate and give wrong answers. To solve this problem, this paper builds an intelligent Q&amp;A system for helping farmers, based on retrieval-augmented generation (RAG). The system works in a two-end mode: store owners upload documents, and customers ask questions by scanning a QR code or opening a link. After owners upload product introductions, storage tips and product types, the program automatically parses the documents, splits them into chunks, and turns them into vectors stored in a vector database. When a customer asks a question, the system uses keywords and vectors from the question to do hybrid retrieval, finds the related knowledge, and then uses anti-hallucination prompts and a citation tracing mechanism to generate </w:t>
+      </w:r>
+      <w:r>
+        <w:rPr>
+          <w:rFonts w:ascii="宋体" w:eastAsia="宋体" w:hAnsi="宋体"/>
+          <w:sz w:val="21"/>
+        </w:rPr>
+        <w:lastRenderedPageBreak/>
+        <w:t>the final answer. To make the system ready for real use, 42 test cases were written for experiments. The results show that the system refuses 100% of questions outside its knowledge base, all answers carry citation marks, and the average response time is 1.8 seconds. A stress test with 100 users at the same time reached a success rate of 99%. The system is open-sourced. It provides a lightweight and practical technical solution for Xiangxi specialty e-commerce.</w:t>
       </w:r>
     </w:p>
     <w:p>
@@ -450,16 +459,7 @@
           <w:sz w:val="21"/>
           <w:lang w:eastAsia="zh-CN"/>
         </w:rPr>
-        <w:t>的</w:t>
-      </w:r>
-      <w:r>
-        <w:rPr>
-          <w:rFonts w:ascii="宋体" w:eastAsia="宋体" w:hAnsi="宋体" w:cs="MS Mincho" w:hint="eastAsia"/>
-          <w:sz w:val="21"/>
-          <w:lang w:eastAsia="zh-CN"/>
-        </w:rPr>
-        <w:lastRenderedPageBreak/>
-        <w:t>大多是</w:t>
+        <w:t>的大多是</w:t>
       </w:r>
       <w:r>
         <w:rPr>
@@ -2335,6 +2335,7 @@
           <w:sz w:val="21"/>
           <w:lang w:eastAsia="zh-CN"/>
         </w:rPr>
+        <w:lastRenderedPageBreak/>
         <w:t>相关技</w:t>
       </w:r>
       <w:r>
@@ -2820,16 +2821,7 @@
           <w:sz w:val="21"/>
           <w:lang w:eastAsia="zh-CN"/>
         </w:rPr>
-        <w:t>模式，即用即付，</w:t>
-      </w:r>
-      <w:r>
-        <w:rPr>
-          <w:rFonts w:ascii="宋体" w:eastAsia="宋体" w:hAnsi="宋体" w:cs="MS Mincho" w:hint="eastAsia"/>
-          <w:sz w:val="21"/>
-          <w:lang w:eastAsia="zh-CN"/>
-        </w:rPr>
-        <w:lastRenderedPageBreak/>
-        <w:t>和本系</w:t>
+        <w:t>模式，即用即付，和本系</w:t>
       </w:r>
       <w:r>
         <w:rPr>
@@ -4190,7 +4182,16 @@
           <w:sz w:val="21"/>
           <w:lang w:eastAsia="zh-CN"/>
         </w:rPr>
-        <w:t>整个系统按分层来做，从下往上分三层。数据层用的是 SQLite 和 Chroma 两个库。SQLite 存账号、会话记录、消息内容和知识库相关的元数据；Chroma 用来放知识片段和它们对应的向量。再往上走是核心逻辑层，用 LangChain 这个框架把各个模块串起来，像文档解析、中文文本分块、云端向量化、混合检索、提示词组装、引用解析这些都在这一层。最上面是应用层，用 Streamlit 搭的网页前端，分成登录、智能问答、知识库管理、数据统计四个页面。大模型生成和向量化这部分都是调用云端 API 的，本地机器只跑轻量的业务逻辑，所以对部署机器的硬件要求不算高。</w:t>
+        <w:t>整个系统按分层来做，从下往上分三层。数据层用的是 SQLite 和 Chroma 两个库。SQLite 存账号、会话记录、消息内容和知识库相关的元数据；Chroma 用来放知识片段和它们对应的向量。再往上走是核心逻辑层，用 LangChain 这个框架把各个模块串起来，像文档解</w:t>
+      </w:r>
+      <w:r>
+        <w:rPr>
+          <w:rFonts w:ascii="宋体" w:eastAsia="宋体" w:hAnsi="宋体"/>
+          <w:sz w:val="21"/>
+          <w:lang w:eastAsia="zh-CN"/>
+        </w:rPr>
+        <w:lastRenderedPageBreak/>
+        <w:t>析、中文文本分块、云端向量化、混合检索、提示词组装、引用解析这些都在这一层。最上面是应用层，用 Streamlit 搭的网页前端，分成登录、智能问答、知识库管理、数据统计四个页面。大模型生成和向量化这部分都是调用云端 API 的，本地机器只跑轻量的业务逻辑，所以对部署机器的硬件要求不算高。</w:t>
       </w:r>
     </w:p>
     <w:p>
@@ -4201,7 +4202,6 @@
         <w:rPr>
           <w:noProof/>
         </w:rPr>
-        <w:lastRenderedPageBreak/>
         <w:drawing>
           <wp:inline distT="0" distB="0" distL="0" distR="0" wp14:anchorId="122A2F61" wp14:editId="77686238">
             <wp:extent cx="5040000" cy="4458462"/>
@@ -4218,7 +4218,7 @@
                     <pic:cNvPicPr/>
                   </pic:nvPicPr>
                   <pic:blipFill>
-                    <a:blip r:embed="rId6"/>
+                    <a:blip r:embed="rId8"/>
                     <a:stretch>
                       <a:fillRect/>
                     </a:stretch>
@@ -4241,23 +4241,6 @@
     </w:p>
     <w:p>
       <w:pPr>
-        <w:jc w:val="center"/>
-        <w:rPr>
-          <w:lang w:eastAsia="zh-CN"/>
-        </w:rPr>
-      </w:pPr>
-      <w:r>
-        <w:rPr>
-          <w:rFonts w:ascii="宋体" w:eastAsia="宋体" w:hAnsi="宋体"/>
-          <w:b/>
-          <w:sz w:val="18"/>
-          <w:lang w:eastAsia="zh-CN"/>
-        </w:rPr>
-        <w:t>图 1 系统总体架构</w:t>
-      </w:r>
-    </w:p>
-    <w:p>
-      <w:pPr>
         <w:spacing w:after="0" w:line="360" w:lineRule="auto"/>
         <w:rPr>
           <w:lang w:eastAsia="zh-CN"/>
@@ -4288,7 +4271,7 @@
           <w:sz w:val="21"/>
           <w:lang w:eastAsia="zh-CN"/>
         </w:rPr>
-        <w:t>本次项目测试阶段，专门搭建了适配湘西土特产的专属知识库，总共整理了23份完整的特产资料文档，内容涵盖六大品类，包含茶叶、肉制品、水果、传统食品、各类农产品以及手工工艺品。其中茶叶类有保靖黄金茶、古丈毛尖、永顺莓茶，肉制品为湘西腊肉、血粑鸭，水果包含十八洞村猕猴桃、泸溪椪柑，传统食品涵盖凤凰姜糖、湘西糍粑、湘西米酒，农产品包含龙山百合、土蜂蜜、葛根粉、茶油，同时也收纳了苗绣团扇、竹编等特色手工艺品资料。系统兼容PDF、Word、Excel、CSV、TXT、Markdown等多种常见文件格式，可直接导入资料。所有文档都统一规范撰写，固定分为产品简介、产地特点、保存条件、选购建议、常见问题五个部分，这样在文本分块处理后，每段内容语义都足够完整，能有效提升系统问答输出的稳定性。</w:t>
+        <w:t>在项目的测试阶段,专门搭建了适配湘西土特产的专属知识库,里面整理了23份完整的特产资料文档,内容涵盖6大品类:茶叶类、肉制品类、水果类、传统食品类、农产品类,另外还有手工艺品。每一类都收录了当地有代表性的特产,茶叶类有保靖黄金茶、古丈毛尖等,肉制品类有湘西腊肉、血粑鸭,水果类有十八洞村猕猴桃等,传统食品类有凤凰姜糖、湘西糍粑、湘西米酒,农产品类有土蜂蜜、茶油、葛根粉等;同时还收录了苗绣团扇、竹编这些特色手工艺品。系统兼容PDF、Word、Excel、CSV、TXT、Markdown等常见文件格式,可以直接导入资料。所有文档都按统一的规范撰写,固定分为产品简介、产地特点、保存条件、选购建议、常见问题五个部分。经过这样的固定结构处理,文本分块之后每一段的内容语义都足够完整,能有效提高系统问答输出的稳定性。</w:t>
       </w:r>
     </w:p>
     <w:p>
@@ -4319,10 +4302,11 @@
       </w:pPr>
       <w:r>
         <w:rPr>
-          <w:rFonts w:ascii="宋体" w:hAnsi="宋体" w:eastAsia="宋体"/>
-          <w:sz w:val="21"/>
-          <w:lang w:eastAsia="zh-CN"/>
-        </w:rPr>
+          <w:rFonts w:ascii="宋体" w:eastAsia="宋体" w:hAnsi="宋体"/>
+          <w:sz w:val="21"/>
+          <w:lang w:eastAsia="zh-CN"/>
+        </w:rPr>
+        <w:lastRenderedPageBreak/>
         <w:t>这套系统分为店主和消费者两个使用端。店主可以在网页界面上传自家店铺的特产资料，系统会自动走完文档解析、内容清洗、文本分块、向量化入库的全部流程，使用者不用懂编程也能够完成操作。消费者只需扫描店铺生成的二维码，就能用日常的自然语言提问，系统会快速返回带上引用标记的回答。</w:t>
       </w:r>
     </w:p>
@@ -4340,7 +4324,6 @@
           <w:sz w:val="24"/>
           <w:lang w:eastAsia="zh-CN"/>
         </w:rPr>
-        <w:lastRenderedPageBreak/>
         <w:t>4 模块实现</w:t>
       </w:r>
     </w:p>
@@ -4368,7 +4351,7 @@
                     <pic:cNvPicPr/>
                   </pic:nvPicPr>
                   <pic:blipFill>
-                    <a:blip r:embed="rId7"/>
+                    <a:blip r:embed="rId9"/>
                     <a:stretch>
                       <a:fillRect/>
                     </a:stretch>
@@ -4391,23 +4374,6 @@
     </w:p>
     <w:p>
       <w:pPr>
-        <w:jc w:val="center"/>
-        <w:rPr>
-          <w:lang w:eastAsia="zh-CN"/>
-        </w:rPr>
-      </w:pPr>
-      <w:r>
-        <w:rPr>
-          <w:rFonts w:ascii="宋体" w:eastAsia="宋体" w:hAnsi="宋体"/>
-          <w:b/>
-          <w:sz w:val="18"/>
-          <w:lang w:eastAsia="zh-CN"/>
-        </w:rPr>
-        <w:t>图 2 RAG 问答流程</w:t>
-      </w:r>
-    </w:p>
-    <w:p>
-      <w:pPr>
         <w:spacing w:after="0" w:line="360" w:lineRule="auto"/>
         <w:rPr>
           <w:lang w:eastAsia="zh-CN"/>
@@ -4434,7 +4400,7 @@
       </w:pPr>
       <w:r>
         <w:rPr>
-          <w:rFonts w:ascii="宋体" w:hAnsi="宋体" w:eastAsia="宋体"/>
+          <w:rFonts w:ascii="宋体" w:eastAsia="宋体" w:hAnsi="宋体"/>
           <w:sz w:val="21"/>
           <w:lang w:eastAsia="zh-CN"/>
         </w:rPr>
@@ -4473,7 +4439,7 @@
           <w:sz w:val="21"/>
           <w:lang w:eastAsia="zh-CN"/>
         </w:rPr>
-        <w:t>系统的检索流程会同时运行两条检索线路。向量线路会把用户的提问转为向量数据，通过余弦相似度筛选出相似度最高的前20条文本片段。关键词线路借助jieba分词搭建BM25索引，根据文本字面相关度同样召回前20条内容。这两组检索结果会通过RRF算法重新融合排序，最终选取排名靠前的6条片段，送入后续生成模块使用。同时BM25索引设置了版本缓存机制，只要知识库文档出现修改，索引版本号就会自动更新并重新构建，确保索引内容始终和知识库内容保持一致。</w:t>
+        <w:t>该系统的检索流程采用了两条检索路线同时运行的方式。其中向量线路会将用户的提问转化为向量数据,然后通过余弦相似度筛选出相似度最高的前20条文本。而第二条关键词路线则会借助jieba分词搭建BM25索引,然后根据文本字面相关度找出前20条内容。这两组检索的结果最终会通过RRF算法重新融合排序,最终系统会选取排名靠前的6条送往后续生成模块使用。与此同时,本系统在BM25索引部分设置了版本缓存机制,只要知识库文档发生了修改,索引版本号就会自动更新并重新构建,从而确保所有内容始终和知识库保持一致。</w:t>
       </w:r>
     </w:p>
     <w:p>
@@ -4504,11 +4470,11 @@
       </w:pPr>
       <w:r>
         <w:rPr>
-          <w:rFonts w:ascii="宋体" w:hAnsi="宋体" w:eastAsia="宋体"/>
-          <w:sz w:val="21"/>
-          <w:lang w:eastAsia="zh-CN"/>
-        </w:rPr>
-        <w:t>系统设计了三层防护机制，用来保障输出回答的真实性与可靠性。第一层依靠检索结果进行约束，限制大模型仅能调用检索得到的真实文本资料。第二层通过提示词规则加以管控，明确要求模型必须依托提供的资料作答，资料不足时直接告知用户无法查询到相关内容，同时为所有检索片段预先编号，引导模型规范引用，避免虚构编号的情况。第三层为引用校验机制，程序会解析模型回答中的引用编号并核验是否有效；若回答没有附带任何编号，系统会将内容拆分为短句，分别与检索片段计算向量相似度，自动匹配对应的原文。三层机制协同工作，让系统生成的每一条回答，都能够追溯到对应的原始资料。</w:t>
+          <w:rFonts w:ascii="宋体" w:eastAsia="宋体" w:hAnsi="宋体"/>
+          <w:sz w:val="21"/>
+          <w:lang w:eastAsia="zh-CN"/>
+        </w:rPr>
+        <w:t>该系统设计了三层防护机制,用来保障输出回答的真实性与可靠性。第一层依靠检索的结果来进行约束,限制大模型仅能使用检索得到的真实资料。第二层则通过提示词规则来加以管控,明确地指出模型必须依托提供的资料作答,资料不足时,需要及时地告知用户无法查询到相关内容。同时要为检索片段预先编号,用于引导模型规范引用,避免虚构编号的情况出现。第三层采用的则是引用校验机制,程序会解析模型回答中的引用编号是否有效。若回答没有附带任何编号,系统会将内容拆分成短句,然后将拆分的短句分别与检索的片段进行计算,得出它们的向量相似度,然后自动匹配对应的原文。三层防护机制协同工作,让系统生成的每一条回答都能够精准地追溯到对应的原始资料。</w:t>
       </w:r>
     </w:p>
     <w:p>
@@ -4538,7 +4504,7 @@
       </w:pPr>
       <w:r>
         <w:rPr>
-          <w:rFonts w:ascii="宋体" w:hAnsi="宋体" w:eastAsia="宋体"/>
+          <w:rFonts w:ascii="宋体" w:eastAsia="宋体" w:hAnsi="宋体"/>
           <w:sz w:val="21"/>
           <w:lang w:eastAsia="zh-CN"/>
         </w:rPr>
@@ -4589,7 +4555,7 @@
       </w:pPr>
       <w:r>
         <w:rPr>
-          <w:rFonts w:ascii="宋体" w:hAnsi="宋体" w:eastAsia="宋体"/>
+          <w:rFonts w:ascii="宋体" w:eastAsia="宋体" w:hAnsi="宋体"/>
           <w:sz w:val="21"/>
           <w:lang w:eastAsia="zh-CN"/>
         </w:rPr>
@@ -4716,6 +4682,7 @@
           </w:tcPr>
           <w:p>
             <w:r>
+              <w:lastRenderedPageBreak/>
               <w:t>平均响应时间</w:t>
             </w:r>
           </w:p>
@@ -4951,7 +4918,7 @@
       </w:pPr>
       <w:r>
         <w:rPr>
-          <w:rFonts w:hint="eastAsia" w:ascii="宋体" w:hAnsi="宋体" w:eastAsia="宋体"/>
+          <w:rFonts w:ascii="宋体" w:eastAsia="宋体" w:hAnsi="宋体" w:hint="eastAsia"/>
           <w:sz w:val="21"/>
           <w:lang w:eastAsia="zh-CN"/>
         </w:rPr>
@@ -5358,6 +5325,7 @@
           <w:sz w:val="24"/>
           <w:lang w:eastAsia="zh-CN"/>
         </w:rPr>
+        <w:lastRenderedPageBreak/>
         <w:t>6 总结与展望</w:t>
       </w:r>
     </w:p>
@@ -5616,7 +5584,6 @@
           <w:sz w:val="21"/>
           <w:lang w:eastAsia="zh-CN"/>
         </w:rPr>
-        <w:lastRenderedPageBreak/>
         <w:t>该</w:t>
       </w:r>
       <w:r>
@@ -6331,6 +6298,7 @@
           <w:sz w:val="21"/>
           <w:lang w:eastAsia="zh-CN"/>
         </w:rPr>
+        <w:lastRenderedPageBreak/>
         <w:t>[13] 孙凯丽,罗旭东,罗有容.预训练语言模型的应用综述[J].计算机科学,2023,50(1):176-184.</w:t>
       </w:r>
     </w:p>
@@ -6347,7 +6315,6 @@
           <w:sz w:val="21"/>
           <w:lang w:eastAsia="zh-CN"/>
         </w:rPr>
-        <w:lastRenderedPageBreak/>
         <w:t>[14] 高彦杰,陈跃国.大语言模型预训练系统关键技术综述[J].软件学报,2026,37(1):200-229.</w:t>
       </w:r>
     </w:p>
@@ -6359,6 +6326,56 @@
     </w:sectPr>
   </w:body>
 </w:document>
+</file>
+
+<file path=word/endnotes.xml><?xml version="1.0" encoding="utf-8"?>
+<w:endnotes xmlns:wpc="http://schemas.microsoft.com/office/word/2010/wordprocessingCanvas" xmlns:cx="http://schemas.microsoft.com/office/drawing/2014/chartex" xmlns:cx1="http://schemas.microsoft.com/office/drawing/2015/9/8/chartex" xmlns:cx2="http://schemas.microsoft.com/office/drawing/2015/10/21/chartex" xmlns:cx3="http://schemas.microsoft.com/office/drawing/2016/5/9/chartex" xmlns:cx4="http://schemas.microsoft.com/office/drawing/2016/5/10/chartex" xmlns:cx5="http://schemas.microsoft.com/office/drawing/2016/5/11/chartex" xmlns:cx6="http://schemas.microsoft.com/office/drawing/2016/5/12/chartex" xmlns:cx7="http://schemas.microsoft.com/office/drawing/2016/5/13/chartex" xmlns:cx8="http://schemas.microsoft.com/office/drawing/2016/5/14/chartex" xmlns:mc="http://schemas.openxmlformats.org/markup-compatibility/2006" xmlns:aink="http://schemas.microsoft.com/office/drawing/2016/ink" xmlns:am3d="http://schemas.microsoft.com/office/drawing/2017/model3d" xmlns:o="urn:schemas-microsoft-com:office:office" xmlns:oel="http://schemas.microsoft.com/office/2019/extlst" xmlns:r="http://schemas.openxmlformats.org/officeDocument/2006/relationships" xmlns:m="http://schemas.openxmlformats.org/officeDocument/2006/math" xmlns:v="urn:schemas-microsoft-com:vml" xmlns:wp14="http://schemas.microsoft.com/office/word/2010/wordprocessingDrawing" xmlns:wp="http://schemas.openxmlformats.org/drawingml/2006/wordprocessingDrawing" xmlns:w10="urn:schemas-microsoft-com:office:word" xmlns:w="http://schemas.openxmlformats.org/wordprocessingml/2006/main" xmlns:w14="http://schemas.microsoft.com/office/word/2010/wordml" xmlns:w15="http://schemas.microsoft.com/office/word/2012/wordml" xmlns:w16cex="http://schemas.microsoft.com/office/word/2018/wordml/cex" xmlns:w16cid="http://schemas.microsoft.com/office/word/2016/wordml/cid" xmlns:w16="http://schemas.microsoft.com/office/word/2018/wordml" xmlns:w16du="http://schemas.microsoft.com/office/word/2023/wordml/word16du" xmlns:w16sdtdh="http://schemas.microsoft.com/office/word/2020/wordml/sdtdatahash" xmlns:w16sdtfl="http://schemas.microsoft.com/office/word/2024/wordml/sdtformatlock" xmlns:w16se="http://schemas.microsoft.com/office/word/2015/wordml/symex" xmlns:wpg="http://schemas.microsoft.com/office/word/2010/wordprocessingGroup" xmlns:wpi="http://schemas.microsoft.com/office/word/2010/wordprocessingInk" xmlns:wne="http://schemas.microsoft.com/office/word/2006/wordml" xmlns:wps="http://schemas.microsoft.com/office/word/2010/wordprocessingShape" mc:Ignorable="w14 w15 w16se w16cid w16 w16cex w16sdtdh w16sdtfl w16du wp14">
+  <w:endnote w:type="separator" w:id="-1">
+    <w:p>
+      <w:pPr>
+        <w:spacing w:after="0" w:line="240" w:lineRule="auto"/>
+      </w:pPr>
+      <w:r>
+        <w:separator/>
+      </w:r>
+    </w:p>
+  </w:endnote>
+  <w:endnote w:type="continuationSeparator" w:id="0">
+    <w:p>
+      <w:pPr>
+        <w:spacing w:after="0" w:line="240" w:lineRule="auto"/>
+      </w:pPr>
+      <w:r>
+        <w:continuationSeparator/>
+      </w:r>
+    </w:p>
+  </w:endnote>
+</w:endnotes>
+</file>
+
+<file path=word/footnotes.xml><?xml version="1.0" encoding="utf-8"?>
+<w:footnotes xmlns:wpc="http://schemas.microsoft.com/office/word/2010/wordprocessingCanvas" xmlns:cx="http://schemas.microsoft.com/office/drawing/2014/chartex" xmlns:cx1="http://schemas.microsoft.com/office/drawing/2015/9/8/chartex" xmlns:cx2="http://schemas.microsoft.com/office/drawing/2015/10/21/chartex" xmlns:cx3="http://schemas.microsoft.com/office/drawing/2016/5/9/chartex" xmlns:cx4="http://schemas.microsoft.com/office/drawing/2016/5/10/chartex" xmlns:cx5="http://schemas.microsoft.com/office/drawing/2016/5/11/chartex" xmlns:cx6="http://schemas.microsoft.com/office/drawing/2016/5/12/chartex" xmlns:cx7="http://schemas.microsoft.com/office/drawing/2016/5/13/chartex" xmlns:cx8="http://schemas.microsoft.com/office/drawing/2016/5/14/chartex" xmlns:mc="http://schemas.openxmlformats.org/markup-compatibility/2006" xmlns:aink="http://schemas.microsoft.com/office/drawing/2016/ink" xmlns:am3d="http://schemas.microsoft.com/office/drawing/2017/model3d" xmlns:o="urn:schemas-microsoft-com:office:office" xmlns:oel="http://schemas.microsoft.com/office/2019/extlst" xmlns:r="http://schemas.openxmlformats.org/officeDocument/2006/relationships" xmlns:m="http://schemas.openxmlformats.org/officeDocument/2006/math" xmlns:v="urn:schemas-microsoft-com:vml" xmlns:wp14="http://schemas.microsoft.com/office/word/2010/wordprocessingDrawing" xmlns:wp="http://schemas.openxmlformats.org/drawingml/2006/wordprocessingDrawing" xmlns:w10="urn:schemas-microsoft-com:office:word" xmlns:w="http://schemas.openxmlformats.org/wordprocessingml/2006/main" xmlns:w14="http://schemas.microsoft.com/office/word/2010/wordml" xmlns:w15="http://schemas.microsoft.com/office/word/2012/wordml" xmlns:w16cex="http://schemas.microsoft.com/office/word/2018/wordml/cex" xmlns:w16cid="http://schemas.microsoft.com/office/word/2016/wordml/cid" xmlns:w16="http://schemas.microsoft.com/office/word/2018/wordml" xmlns:w16du="http://schemas.microsoft.com/office/word/2023/wordml/word16du" xmlns:w16sdtdh="http://schemas.microsoft.com/office/word/2020/wordml/sdtdatahash" xmlns:w16sdtfl="http://schemas.microsoft.com/office/word/2024/wordml/sdtformatlock" xmlns:w16se="http://schemas.microsoft.com/office/word/2015/wordml/symex" xmlns:wpg="http://schemas.microsoft.com/office/word/2010/wordprocessingGroup" xmlns:wpi="http://schemas.microsoft.com/office/word/2010/wordprocessingInk" xmlns:wne="http://schemas.microsoft.com/office/word/2006/wordml" xmlns:wps="http://schemas.microsoft.com/office/word/2010/wordprocessingShape" mc:Ignorable="w14 w15 w16se w16cid w16 w16cex w16sdtdh w16sdtfl w16du wp14">
+  <w:footnote w:type="separator" w:id="-1">
+    <w:p>
+      <w:pPr>
+        <w:spacing w:after="0" w:line="240" w:lineRule="auto"/>
+      </w:pPr>
+      <w:r>
+        <w:separator/>
+      </w:r>
+    </w:p>
+  </w:footnote>
+  <w:footnote w:type="continuationSeparator" w:id="0">
+    <w:p>
+      <w:pPr>
+        <w:spacing w:after="0" w:line="240" w:lineRule="auto"/>
+      </w:pPr>
+      <w:r>
+        <w:continuationSeparator/>
+      </w:r>
+    </w:p>
+  </w:footnote>
+</w:footnotes>
 </file>
 
 <file path=word/numbering.xml><?xml version="1.0" encoding="utf-8"?>
